--- a/assets/downloads-editie-6/editie6_aflevering-04-ordes-van-bezwaar.docx
+++ b/assets/downloads-editie-6/editie6_aflevering-04-ordes-van-bezwaar.docx
@@ -50,11 +50,6 @@
         </w:rPr>
         <w:t xml:space="preserve">De beslisboom</w:t>
       </w:r>
-    </w:p>
-    <w:p>
-      <w:pPr>
-        <w:pStyle w:val="BodyText"/>
-      </w:pPr>
     </w:p>
     <w:p>
       <w:pPr>

--- a/assets/downloads-editie-6/editie6_aflevering-04-ordes-van-bezwaar.docx
+++ b/assets/downloads-editie-6/editie6_aflevering-04-ordes-van-bezwaar.docx
@@ -36,7 +36,7 @@
         <w:pStyle w:val="BodyText"/>
       </w:pPr>
       <w:r>
-        <w:t xml:space="preserve">De truc is dat de classificatie zelf publiek gebeurt. Niet als oordeel achter gesloten deuren, maar als gepubliceerd protocol. Dat dwingt tegenstanders om hun argument naar een hogere orde te tillen, of publiekelijk te accepteren dat zij in de eerste orde zitten — wat hun blokkademacht uitholt zonder dat een inhoudelijk argument is weerlegd.</w:t>
+        <w:t xml:space="preserve">De truc is dat de classificatie zelf publiek gebeurt. Niet als oordeel achter gesloten deuren, maar als gepubliceerd protocol. Dat dwingt schakels-met-traagheid om hun argument naar een hogere orde te tillen, of publiekelijk te accepteren dat zij in de eerste orde zitten — wat hun remwicht uitholt zonder dat een inhoudelijk argument is weerlegd.</w:t>
       </w:r>
     </w:p>
     <w:p>
